--- a/template.docx
+++ b/template.docx
@@ -26,22 +26,39 @@
         <w:t xml:space="preserve">Richard Conrardy, Dozent, richard.conrardy@phbern.ch</w:t>
       </w:r>
     </w:p>
-    <w:bookmarkStart w:id="21" w:name="einstieg"/>
     <w:p>
       <w:pPr>
+        <w:pStyle w:val="Date"/>
+      </w:pPr>
+      <w:r>
+        <w:t xml:space="preserve">2026-06-24</w:t>
+      </w:r>
+    </w:p>
+    <w:bookmarkStart w:id="24" w:name="einstieg"/>
+    <w:p>
+      <w:pPr>
         <w:pStyle w:val="Heading1"/>
       </w:pPr>
       <w:r>
         <w:t xml:space="preserve">Einstieg</w:t>
       </w:r>
     </w:p>
-    <w:bookmarkStart w:id="17" w:name="überblick"/>
+    <w:bookmarkStart w:id="19" w:name="uebung"/>
     <w:p>
       <w:pPr>
         <w:pStyle w:val="Heading2"/>
       </w:pPr>
       <w:r>
-        <w:t xml:space="preserve">Überblick</w:t>
+        <w:t xml:space="preserve">uebung</w:t>
+      </w:r>
+    </w:p>
+    <w:bookmarkStart w:id="17" w:name="linke-spalte"/>
+    <w:p>
+      <w:pPr>
+        <w:pStyle w:val="Heading3"/>
+      </w:pPr>
+      <w:r>
+        <w:t xml:space="preserve">Linke Spalte</w:t>
       </w:r>
     </w:p>
     <w:p>
@@ -53,7 +70,7 @@
         </w:numPr>
       </w:pPr>
       <w:r>
-        <w:t xml:space="preserve">Erster Punkt</w:t>
+        <w:t xml:space="preserve">Zentrale Idee</w:t>
       </w:r>
     </w:p>
     <w:p>
@@ -65,7 +82,7 @@
         </w:numPr>
       </w:pPr>
       <w:r>
-        <w:t xml:space="preserve">Zweiter Punkt</w:t>
+        <w:t xml:space="preserve">Kurzer Text</w:t>
       </w:r>
     </w:p>
     <w:p>
@@ -77,26 +94,17 @@
         </w:numPr>
       </w:pPr>
       <w:r>
-        <w:t xml:space="preserve">Dritter Punkt</w:t>
+        <w:t xml:space="preserve">Maximal 3–4 Punkte</w:t>
       </w:r>
     </w:p>
     <w:bookmarkEnd w:id="17"/>
-    <w:bookmarkStart w:id="20" w:name="zwei-spalten"/>
+    <w:bookmarkStart w:id="18" w:name="rechte-spalte"/>
     <w:p>
       <w:pPr>
-        <w:pStyle w:val="Heading2"/>
-      </w:pPr>
-      <w:r>
-        <w:t xml:space="preserve">Zwei Spalten</w:t>
-      </w:r>
-    </w:p>
-    <w:bookmarkStart w:id="18" w:name="links"/>
-    <w:p>
-      <w:pPr>
         <w:pStyle w:val="Heading3"/>
       </w:pPr>
       <w:r>
-        <w:t xml:space="preserve">Links</w:t>
+        <w:t xml:space="preserve">Rechte Spalte</w:t>
       </w:r>
     </w:p>
     <w:p>
@@ -104,58 +112,132 @@
         <w:pStyle w:val="FirstParagraph"/>
       </w:pPr>
       <w:r>
-        <w:t xml:space="preserve">Text, Listen oder Code.</w:t>
+        <w:t xml:space="preserve">Kurze Bildlegende oder Erklärung.</w:t>
       </w:r>
     </w:p>
     <w:bookmarkEnd w:id="18"/>
-    <w:bookmarkStart w:id="19" w:name="rechts"/>
+    <w:bookmarkEnd w:id="19"/>
+    <w:bookmarkStart w:id="20" w:name="überblick"/>
     <w:p>
       <w:pPr>
-        <w:pStyle w:val="Heading3"/>
-      </w:pPr>
-      <w:r>
-        <w:t xml:space="preserve">Rechts</w:t>
+        <w:pStyle w:val="Heading2"/>
+      </w:pPr>
+      <w:r>
+        <w:t xml:space="preserve">Überblick</w:t>
       </w:r>
     </w:p>
     <w:p>
       <w:pPr>
-        <w:pStyle w:val="FirstParagraph"/>
-      </w:pPr>
-      <w:r>
-        <w:t xml:space="preserve">Weitere Inhalte.</w:t>
-      </w:r>
-    </w:p>
-    <w:bookmarkEnd w:id="19"/>
-    <w:bookmarkEnd w:id="20"/>
-    <w:bookmarkEnd w:id="21"/>
-    <w:bookmarkStart w:id="24" w:name="berichtsteil"/>
-    <w:p>
-      <w:pPr>
-        <w:pStyle w:val="Heading1"/>
-      </w:pPr>
-      <w:r>
-        <w:t xml:space="preserve">Berichtsteil</w:t>
-      </w:r>
-    </w:p>
-    <w:bookmarkStart w:id="22" w:name="abschnitt"/>
-    <w:p>
-      <w:pPr>
-        <w:pStyle w:val="Heading2"/>
-      </w:pPr>
-      <w:r>
-        <w:t xml:space="preserve">Abschnitt</w:t>
+        <w:pStyle w:val="Compact"/>
+        <w:numPr>
+          <w:ilvl w:val="0"/>
+          <w:numId w:val="1002"/>
+        </w:numPr>
+      </w:pPr>
+      <w:r>
+        <w:t xml:space="preserve">Erster Punkt</w:t>
       </w:r>
     </w:p>
     <w:p>
       <w:pPr>
+        <w:pStyle w:val="Compact"/>
+        <w:numPr>
+          <w:ilvl w:val="0"/>
+          <w:numId w:val="1002"/>
+        </w:numPr>
+      </w:pPr>
+      <w:r>
+        <w:t xml:space="preserve">Zweiter Punkt</w:t>
+      </w:r>
+    </w:p>
+    <w:p>
+      <w:pPr>
+        <w:pStyle w:val="Compact"/>
+        <w:numPr>
+          <w:ilvl w:val="0"/>
+          <w:numId w:val="1002"/>
+        </w:numPr>
+      </w:pPr>
+      <w:r>
+        <w:t xml:space="preserve">Dritter Punkt</w:t>
+      </w:r>
+    </w:p>
+    <w:bookmarkEnd w:id="20"/>
+    <w:bookmarkStart w:id="23" w:name="zwei-spalten"/>
+    <w:p>
+      <w:pPr>
+        <w:pStyle w:val="Heading2"/>
+      </w:pPr>
+      <w:r>
+        <w:t xml:space="preserve">Zwei Spalten</w:t>
+      </w:r>
+    </w:p>
+    <w:bookmarkStart w:id="21" w:name="links"/>
+    <w:p>
+      <w:pPr>
+        <w:pStyle w:val="Heading3"/>
+      </w:pPr>
+      <w:r>
+        <w:t xml:space="preserve">Links</w:t>
+      </w:r>
+    </w:p>
+    <w:p>
+      <w:pPr>
         <w:pStyle w:val="FirstParagraph"/>
       </w:pPr>
       <w:r>
-        <w:t xml:space="preserve">Dies ist ein kurzer Beispieltext für DOCX, Typst/PDF und HTML. Die Präsentationsformate nutzen dieselbe Quelle, aber eine andere visuelle Umsetzung.</w:t>
+        <w:t xml:space="preserve">Text, Listen oder Code.</w:t>
+      </w:r>
+    </w:p>
+    <w:bookmarkEnd w:id="21"/>
+    <w:bookmarkStart w:id="22" w:name="rechts"/>
+    <w:p>
+      <w:pPr>
+        <w:pStyle w:val="Heading3"/>
+      </w:pPr>
+      <w:r>
+        <w:t xml:space="preserve">Rechts</w:t>
+      </w:r>
+    </w:p>
+    <w:p>
+      <w:pPr>
+        <w:pStyle w:val="FirstParagraph"/>
+      </w:pPr>
+      <w:r>
+        <w:t xml:space="preserve">Weitere Inhalte.</w:t>
       </w:r>
     </w:p>
     <w:bookmarkEnd w:id="22"/>
-    <w:bookmarkStart w:id="23" w:name="tabelle"/>
+    <w:bookmarkEnd w:id="23"/>
+    <w:bookmarkEnd w:id="24"/>
+    <w:bookmarkStart w:id="30" w:name="berichtsteil"/>
+    <w:p>
+      <w:pPr>
+        <w:pStyle w:val="Heading1"/>
+      </w:pPr>
+      <w:r>
+        <w:t xml:space="preserve">Berichtsteil</w:t>
+      </w:r>
+    </w:p>
+    <w:bookmarkStart w:id="25" w:name="abschnitt"/>
+    <w:p>
+      <w:pPr>
+        <w:pStyle w:val="Heading2"/>
+      </w:pPr>
+      <w:r>
+        <w:t xml:space="preserve">Abschnitt</w:t>
+      </w:r>
+    </w:p>
+    <w:p>
+      <w:pPr>
+        <w:pStyle w:val="FirstParagraph"/>
+      </w:pPr>
+      <w:r>
+        <w:t xml:space="preserve">Dies ist ein kurzer Beispieltext für DOCX, Typst/PDF und HTML. Die Präsentationsformate nutzen dieselbe Quelle, aber eine andere visuelle Umsetzung.</w:t>
+      </w:r>
+    </w:p>
+    <w:bookmarkEnd w:id="25"/>
+    <w:bookmarkStart w:id="29" w:name="tabelle"/>
     <w:p>
       <w:pPr>
         <w:pStyle w:val="Heading2"/>
@@ -955,8 +1037,91 @@
         </w:tc>
       </w:tr>
     </w:tbl>
-    <w:bookmarkEnd w:id="23"/>
-    <w:bookmarkEnd w:id="24"/>
+    <w:p>
+      <w:pPr>
+        <w:pStyle w:val="BodyText"/>
+      </w:pPr>
+      <w:r>
+        <w:t xml:space="preserve">Li u. a. (2026)</w:t>
+      </w:r>
+    </w:p>
+    <w:bookmarkStart w:id="28" w:name="refs"/>
+    <w:bookmarkStart w:id="27" w:name="ref-li2026"/>
+    <w:p>
+      <w:pPr>
+        <w:pStyle w:val="Bibliography"/>
+      </w:pPr>
+      <w:r>
+        <w:t xml:space="preserve">Li, Changyue, Hang Cui, und Linda Serra Hagedorn. 2026.</w:t>
+      </w:r>
+      <w:r>
+        <w:t xml:space="preserve"> </w:t>
+      </w:r>
+      <w:r>
+        <w:t xml:space="preserve">«The Cognitive Impact of</w:t>
+      </w:r>
+      <w:r>
+        <w:t xml:space="preserve"> </w:t>
+      </w:r>
+      <w:r>
+        <w:t xml:space="preserve">ChatGPT</w:t>
+      </w:r>
+      <w:r>
+        <w:t xml:space="preserve"> </w:t>
+      </w:r>
+      <w:r>
+        <w:t xml:space="preserve">in Higher Education:</w:t>
+      </w:r>
+      <w:r>
+        <w:t xml:space="preserve"> </w:t>
+      </w:r>
+      <w:r>
+        <w:t xml:space="preserve">A</w:t>
+      </w:r>
+      <w:r>
+        <w:t xml:space="preserve"> </w:t>
+      </w:r>
+      <w:r>
+        <w:t xml:space="preserve">Systematic Review of Critical and Creative Thinking Outcomes»</w:t>
+      </w:r>
+      <w:r>
+        <w:t xml:space="preserve">.</w:t>
+      </w:r>
+      <w:r>
+        <w:t xml:space="preserve"> </w:t>
+      </w:r>
+      <w:r>
+        <w:rPr>
+          <w:i/>
+          <w:iCs/>
+        </w:rPr>
+        <w:t xml:space="preserve">Computers and Education: Artificial Intelligence</w:t>
+      </w:r>
+      <w:r>
+        <w:t xml:space="preserve"> </w:t>
+      </w:r>
+      <w:r>
+        <w:t xml:space="preserve">10 (Juni): 100571.</w:t>
+      </w:r>
+      <w:r>
+        <w:t xml:space="preserve"> </w:t>
+      </w:r>
+      <w:hyperlink r:id="rId26">
+        <w:r>
+          <w:rPr>
+            <w:rStyle w:val="Hyperlink"/>
+          </w:rPr>
+          <w:t xml:space="preserve">https://doi.org/10.1016/j.caeai.2026.100571</w:t>
+        </w:r>
+      </w:hyperlink>
+      <w:r>
+        <w:t xml:space="preserve">.</w:t>
+      </w:r>
+    </w:p>
+    <w:bookmarkEnd w:id="27"/>
+    <w:bookmarkEnd w:id="28"/>
+    <w:bookmarkEnd w:id="29"/>
+    <w:bookmarkEnd w:id="30"/>
     <w:sectPr>
       <w:headerReference r:id="rId8" w:type="default"/>
       <w:footnotePr>
@@ -1989,6 +2154,9 @@
     <w:abstractNumId w:val="990"/>
   </w:num>
   <w:num w:numId="1001">
+    <w:abstractNumId w:val="991"/>
+  </w:num>
+  <w:num w:numId="1002">
     <w:abstractNumId w:val="991"/>
   </w:num>
 </w:numbering>

--- a/template.docx
+++ b/template.docx
@@ -31,10 +31,10 @@
         <w:pStyle w:val="Date"/>
       </w:pPr>
       <w:r>
-        <w:t xml:space="preserve">2026-06-24</w:t>
+        <w:t xml:space="preserve">2026-06-30</w:t>
       </w:r>
     </w:p>
-    <w:bookmarkStart w:id="24" w:name="einstieg"/>
+    <w:bookmarkStart w:id="29" w:name="einstieg"/>
     <w:p>
       <w:pPr>
         <w:pStyle w:val="Heading1"/>
@@ -43,16 +43,96 @@
         <w:t xml:space="preserve">Einstieg</w:t>
       </w:r>
     </w:p>
-    <w:bookmarkStart w:id="19" w:name="uebung"/>
     <w:p>
       <w:pPr>
+        <w:pStyle w:val="FirstParagraph"/>
+      </w:pPr>
+      <w:r>
+        <w:t xml:space="preserve">test</w:t>
+      </w:r>
+      <w:r>
+        <w:t xml:space="preserve"> </w:t>
+      </w:r>
+      <w:r>
+        <w:t xml:space="preserve">(Chi und Wylie 2014)</w:t>
+      </w:r>
+    </w:p>
+    <w:bookmarkStart w:id="21" w:name="uebung"/>
+    <w:p>
+      <w:pPr>
         <w:pStyle w:val="Heading2"/>
       </w:pPr>
       <w:r>
         <w:t xml:space="preserve">uebung</w:t>
       </w:r>
     </w:p>
-    <w:bookmarkStart w:id="17" w:name="linke-spalte"/>
+    <w:p>
+      <w:pPr>
+        <w:pStyle w:val="FirstParagraph"/>
+      </w:pPr>
+      <w:r>
+        <w:drawing>
+          <wp:inline>
+            <wp:extent cx="5943600" cy="5943600"/>
+            <wp:effectExtent b="0" l="0" r="0" t="0"/>
+            <wp:docPr descr="" title="" id="18" name="Picture"/>
+            <a:graphic>
+              <a:graphicData uri="http://schemas.openxmlformats.org/drawingml/2006/picture">
+                <pic:pic>
+                  <pic:nvPicPr>
+                    <pic:cNvPr descr="_extensions/PHBern-Rconrardy/phbern/svgrepo_soco-st-various-illustration-vectors/492690_incoming-mail.svg" id="19" name="Picture"/>
+                    <pic:cNvPicPr>
+                      <a:picLocks noChangeArrowheads="1" noChangeAspect="1"/>
+                    </pic:cNvPicPr>
+                  </pic:nvPicPr>
+                  <pic:blipFill>
+                    <a:blip r:embed="rId20">
+                      <a:extLst>
+                        <a:ext uri="{28A0092B-C50C-407E-A947-70E740481C1C}">
+                          <a14:useLocalDpi xmlns:a14="http://schemas.microsoft.com/office/drawing/2010/main" val="0"/>
+                        </a:ext>
+                        <a:ext uri="{96DAC541-7B7A-43D3-8B79-37D633B846F1}">
+                          <asvg:svgBlip xmlns:asvg="http://schemas.microsoft.com/office/drawing/2016/SVG/main" r:embed="rId17"/>
+                        </a:ext>
+                      </a:extLst>
+                    </a:blip>
+                    <a:stretch>
+                      <a:fillRect/>
+                    </a:stretch>
+                  </pic:blipFill>
+                  <pic:spPr bwMode="auto">
+                    <a:xfrm>
+                      <a:off x="0" y="0"/>
+                      <a:ext cx="5943600" cy="5943600"/>
+                    </a:xfrm>
+                    <a:prstGeom prst="rect">
+                      <a:avLst/>
+                    </a:prstGeom>
+                    <a:noFill/>
+                    <a:ln w="9525">
+                      <a:noFill/>
+                      <a:headEnd/>
+                      <a:tailEnd/>
+                    </a:ln>
+                  </pic:spPr>
+                </pic:pic>
+              </a:graphicData>
+            </a:graphic>
+          </wp:inline>
+        </w:drawing>
+      </w:r>
+    </w:p>
+    <w:bookmarkEnd w:id="21"/>
+    <w:bookmarkStart w:id="24" w:name="science"/>
+    <w:p>
+      <w:pPr>
+        <w:pStyle w:val="Heading2"/>
+      </w:pPr>
+      <w:r>
+        <w:t xml:space="preserve">science</w:t>
+      </w:r>
+    </w:p>
+    <w:bookmarkStart w:id="22" w:name="linke-spalte"/>
     <w:p>
       <w:pPr>
         <w:pStyle w:val="Heading3"/>
@@ -97,8 +177,8 @@
         <w:t xml:space="preserve">Maximal 3–4 Punkte</w:t>
       </w:r>
     </w:p>
-    <w:bookmarkEnd w:id="17"/>
-    <w:bookmarkStart w:id="18" w:name="rechte-spalte"/>
+    <w:bookmarkEnd w:id="22"/>
+    <w:bookmarkStart w:id="23" w:name="rechte-spalte"/>
     <w:p>
       <w:pPr>
         <w:pStyle w:val="Heading3"/>
@@ -115,9 +195,9 @@
         <w:t xml:space="preserve">Kurze Bildlegende oder Erklärung.</w:t>
       </w:r>
     </w:p>
-    <w:bookmarkEnd w:id="18"/>
-    <w:bookmarkEnd w:id="19"/>
-    <w:bookmarkStart w:id="20" w:name="überblick"/>
+    <w:bookmarkEnd w:id="23"/>
+    <w:bookmarkEnd w:id="24"/>
+    <w:bookmarkStart w:id="25" w:name="überblick"/>
     <w:p>
       <w:pPr>
         <w:pStyle w:val="Heading2"/>
@@ -162,8 +242,8 @@
         <w:t xml:space="preserve">Dritter Punkt</w:t>
       </w:r>
     </w:p>
-    <w:bookmarkEnd w:id="20"/>
-    <w:bookmarkStart w:id="23" w:name="zwei-spalten"/>
+    <w:bookmarkEnd w:id="25"/>
+    <w:bookmarkStart w:id="28" w:name="zwei-spalten"/>
     <w:p>
       <w:pPr>
         <w:pStyle w:val="Heading2"/>
@@ -172,7 +252,7 @@
         <w:t xml:space="preserve">Zwei Spalten</w:t>
       </w:r>
     </w:p>
-    <w:bookmarkStart w:id="21" w:name="links"/>
+    <w:bookmarkStart w:id="26" w:name="links"/>
     <w:p>
       <w:pPr>
         <w:pStyle w:val="Heading3"/>
@@ -189,8 +269,8 @@
         <w:t xml:space="preserve">Text, Listen oder Code.</w:t>
       </w:r>
     </w:p>
-    <w:bookmarkEnd w:id="21"/>
-    <w:bookmarkStart w:id="22" w:name="rechts"/>
+    <w:bookmarkEnd w:id="26"/>
+    <w:bookmarkStart w:id="27" w:name="rechts"/>
     <w:p>
       <w:pPr>
         <w:pStyle w:val="Heading3"/>
@@ -207,10 +287,10 @@
         <w:t xml:space="preserve">Weitere Inhalte.</w:t>
       </w:r>
     </w:p>
-    <w:bookmarkEnd w:id="22"/>
-    <w:bookmarkEnd w:id="23"/>
-    <w:bookmarkEnd w:id="24"/>
-    <w:bookmarkStart w:id="30" w:name="berichtsteil"/>
+    <w:bookmarkEnd w:id="27"/>
+    <w:bookmarkEnd w:id="28"/>
+    <w:bookmarkEnd w:id="29"/>
+    <w:bookmarkStart w:id="37" w:name="berichtsteil"/>
     <w:p>
       <w:pPr>
         <w:pStyle w:val="Heading1"/>
@@ -219,7 +299,7 @@
         <w:t xml:space="preserve">Berichtsteil</w:t>
       </w:r>
     </w:p>
-    <w:bookmarkStart w:id="25" w:name="abschnitt"/>
+    <w:bookmarkStart w:id="30" w:name="abschnitt"/>
     <w:p>
       <w:pPr>
         <w:pStyle w:val="Heading2"/>
@@ -236,8 +316,8 @@
         <w:t xml:space="preserve">Dies ist ein kurzer Beispieltext für DOCX, Typst/PDF und HTML. Die Präsentationsformate nutzen dieselbe Quelle, aber eine andere visuelle Umsetzung.</w:t>
       </w:r>
     </w:p>
-    <w:bookmarkEnd w:id="25"/>
-    <w:bookmarkStart w:id="29" w:name="tabelle"/>
+    <w:bookmarkEnd w:id="30"/>
+    <w:bookmarkStart w:id="36" w:name="tabelle"/>
     <w:p>
       <w:pPr>
         <w:pStyle w:val="Heading2"/>
@@ -1045,8 +1125,87 @@
         <w:t xml:space="preserve">Li u. a. (2026)</w:t>
       </w:r>
     </w:p>
-    <w:bookmarkStart w:id="28" w:name="refs"/>
-    <w:bookmarkStart w:id="27" w:name="ref-li2026"/>
+    <w:bookmarkStart w:id="35" w:name="refs"/>
+    <w:bookmarkStart w:id="32" w:name="ref-chi2014b"/>
+    <w:p>
+      <w:pPr>
+        <w:pStyle w:val="Bibliography"/>
+      </w:pPr>
+      <w:r>
+        <w:t xml:space="preserve">Chi, Michelene T. H., und Ruth Wylie. 2014.</w:t>
+      </w:r>
+      <w:r>
+        <w:t xml:space="preserve"> </w:t>
+      </w:r>
+      <w:r>
+        <w:t xml:space="preserve">«The</w:t>
+      </w:r>
+      <w:r>
+        <w:t xml:space="preserve"> </w:t>
+      </w:r>
+      <w:r>
+        <w:t xml:space="preserve">ICAP Framework</w:t>
+      </w:r>
+      <w:r>
+        <w:t xml:space="preserve">:</w:t>
+      </w:r>
+      <w:r>
+        <w:t xml:space="preserve"> </w:t>
+      </w:r>
+      <w:r>
+        <w:t xml:space="preserve">Linking Cognitive Engagement</w:t>
+      </w:r>
+      <w:r>
+        <w:t xml:space="preserve"> </w:t>
+      </w:r>
+      <w:r>
+        <w:t xml:space="preserve">to</w:t>
+      </w:r>
+      <w:r>
+        <w:t xml:space="preserve"> </w:t>
+      </w:r>
+      <w:r>
+        <w:t xml:space="preserve">Active Learning Outcomes</w:t>
+      </w:r>
+      <w:r>
+        <w:t xml:space="preserve">»</w:t>
+      </w:r>
+      <w:r>
+        <w:t xml:space="preserve">.</w:t>
+      </w:r>
+      <w:r>
+        <w:t xml:space="preserve"> </w:t>
+      </w:r>
+      <w:r>
+        <w:rPr>
+          <w:i/>
+          <w:iCs/>
+        </w:rPr>
+        <w:t xml:space="preserve">Educational Psychologist</w:t>
+      </w:r>
+      <w:r>
+        <w:t xml:space="preserve"> </w:t>
+      </w:r>
+      <w:r>
+        <w:t xml:space="preserve">49 (4): 219–43.</w:t>
+      </w:r>
+      <w:r>
+        <w:t xml:space="preserve"> </w:t>
+      </w:r>
+      <w:hyperlink r:id="rId31">
+        <w:r>
+          <w:rPr>
+            <w:rStyle w:val="Hyperlink"/>
+          </w:rPr>
+          <w:t xml:space="preserve">https://doi.org/10.1080/00461520.2014.965823</w:t>
+        </w:r>
+      </w:hyperlink>
+      <w:r>
+        <w:t xml:space="preserve">.</w:t>
+      </w:r>
+    </w:p>
+    <w:bookmarkEnd w:id="32"/>
+    <w:bookmarkStart w:id="34" w:name="ref-li2026"/>
     <w:p>
       <w:pPr>
         <w:pStyle w:val="Bibliography"/>
@@ -1106,7 +1265,7 @@
       <w:r>
         <w:t xml:space="preserve"> </w:t>
       </w:r>
-      <w:hyperlink r:id="rId26">
+      <w:hyperlink r:id="rId33">
         <w:r>
           <w:rPr>
             <w:rStyle w:val="Hyperlink"/>
@@ -1118,10 +1277,10 @@
         <w:t xml:space="preserve">.</w:t>
       </w:r>
     </w:p>
-    <w:bookmarkEnd w:id="27"/>
-    <w:bookmarkEnd w:id="28"/>
-    <w:bookmarkEnd w:id="29"/>
-    <w:bookmarkEnd w:id="30"/>
+    <w:bookmarkEnd w:id="34"/>
+    <w:bookmarkEnd w:id="35"/>
+    <w:bookmarkEnd w:id="36"/>
+    <w:bookmarkEnd w:id="37"/>
     <w:sectPr>
       <w:headerReference r:id="rId8" w:type="default"/>
       <w:footnotePr>
